--- a/Диплом_финал/Диплом_NT-Tech_Бердников.docx
+++ b/Диплом_финал/Диплом_NT-Tech_Бердников.docx
@@ -3039,7 +3039,7 @@
                 <w:sz w:val="22"/>
                 <w:szCs w:val="22"/>
               </w:rPr>
-              <w:t>Критический</w:t>
+              <w:t>Средний</w:t>
             </w:r>
           </w:p>
         </w:tc>
@@ -3676,7 +3676,7 @@
                 <w:sz w:val="22"/>
                 <w:szCs w:val="22"/>
               </w:rPr>
-              <w:t>Высокий</w:t>
+              <w:t>Средний</w:t>
             </w:r>
           </w:p>
         </w:tc>
@@ -4233,7 +4233,7 @@
                 <w:sz w:val="22"/>
                 <w:szCs w:val="22"/>
               </w:rPr>
-              <w:t>Высокий</w:t>
+              <w:t>Средний</w:t>
             </w:r>
           </w:p>
         </w:tc>
